--- a/PRD.docx
+++ b/PRD.docx
@@ -1038,7 +1038,7 @@
         <w:rPr>
           <w:sz w:val="22"/>
         </w:rPr>
-        <w:t>Optional fields: referrer code/name, free-text note.</w:t>
+        <w:t>Optional fields: free-text note. (A referrer field was present in earlier drafts and has been removed — the public site no longer surfaces a referral programme at all; see §7.3.)</w:t>
       </w:r>
     </w:p>
     <w:p>
@@ -1071,7 +1071,7 @@
         <w:rPr>
           <w:sz w:val="22"/>
         </w:rPr>
-        <w:t>Understands Tycoon Club is not an investment, securities offering, fund, yield product, or MLM.</w:t>
+        <w:t>Understands Tycoon Club is not an investment, securities offering, fund or yield product.</w:t>
       </w:r>
     </w:p>
     <w:p>
@@ -1115,7 +1115,7 @@
         <w:rPr>
           <w:sz w:val="22"/>
         </w:rPr>
-        <w:t>Restricted-jurisdiction gate: if the selected country is on the restricted list (US, CN, KP, IR, SY, CU in v1), the form refuses submission and surfaces a “not available in your jurisdiction” notice with a deep-link to the Compliance §6 section.</w:t>
+        <w:t>Restricted-jurisdiction gate: if the selected country is on the restricted list (US, CN, KP, IR, SY, CU in v1), the form refuses submission and surfaces a “not available in your jurisdiction” notice with a deep-link to the Restricted Jurisdictions section of the Compliance Notice.</w:t>
       </w:r>
     </w:p>
     <w:p>
@@ -1630,7 +1630,7 @@
         <w:rPr>
           <w:sz w:val="22"/>
         </w:rPr>
-        <w:t>A multi-level marketing or pyramid structure paying ongoing income from others’ activity.</w:t>
+        <w:t>A public marketplace — access is restricted to approved members only.</w:t>
       </w:r>
     </w:p>
     <w:p>
@@ -1653,7 +1653,7 @@
           <w:color w:val="1A1A1A"/>
           <w:sz w:val="30"/>
         </w:rPr>
-        <w:t>7.3 Referral programme framing</w:t>
+        <w:t>7.3 Referral programme — public-site silence</w:t>
       </w:r>
     </w:p>
     <w:p>
@@ -1663,7 +1663,7 @@
           <w:i w:val="0"/>
           <w:sz w:val="22"/>
         </w:rPr>
-        <w:t>The old site’s tiered commission structure is removed entirely. The replacement is a one-time, capped community credit per KYC-verified referral. No tiers, no recurring percentages, no “alliances”, no income claims tied to referral activity.</w:t>
+        <w:t>The old site’s tiered commission structure was framed earlier in this project as a “one-time, capped community credit”. On reflection that framing still constituted a public claim about a referral compensation programme — and any public claim invites consistency-checks against the actual operational model. The public website is therefore silent on referral compensation in both directions: it does not advertise a referral programme, and it does not deny one. The “Community Growth Programme” landing-page section has been removed and replaced with a neutral “Member Privileges” block (curated events, private community, members-only content) modelled on standard private-club marketing. The optional “referrer” field has been removed from the access form, and the MLM-specific wording has been dropped from the form acknowledgements. Whatever the operational referral model is, it is governed by the member terms and operated outside the public website.</w:t>
       </w:r>
     </w:p>
     <w:p>
@@ -1685,7 +1685,7 @@
           <w:i w:val="0"/>
           <w:sz w:val="22"/>
         </w:rPr>
-        <w:t>Ten numbered sections on /compliance.html, deep-linked from every footer:</w:t>
+        <w:t>Nine numbered sections on /compliance.html, deep-linked from every footer:</w:t>
       </w:r>
     </w:p>
     <w:p>
@@ -1719,17 +1719,6 @@
           <w:sz w:val="22"/>
         </w:rPr>
         <w:t>Risk Notice — entry fees at risk, digital asset volatility, past performance disclaimer.</w:t>
-      </w:r>
-    </w:p>
-    <w:p>
-      <w:pPr>
-        <w:pStyle w:val="ListNumber"/>
-      </w:pPr>
-      <w:r>
-        <w:rPr>
-          <w:sz w:val="22"/>
-        </w:rPr>
-        <w:t>Community Growth Programme — one-time capped credit, not MLM.</w:t>
       </w:r>
     </w:p>
     <w:p>
@@ -3951,7 +3940,7 @@
               <w:rPr>
                 <w:sz w:val="20"/>
               </w:rPr>
-              <w:t>Referral programme: confirm the one-time-credit cap and the eligibility definition. If commercial requirements change the model, the marketing must be reviewed before reintroduction.</w:t>
+              <w:t>Whether to reintroduce any public reference to a referral programme. The public site is now silent on referral compensation (see §7.3). Any reintroduction — positive or negative — must be reviewed against the actual operational model before going live.</w:t>
             </w:r>
           </w:p>
         </w:tc>
@@ -4705,6 +4694,50 @@
           </w:p>
         </w:tc>
       </w:tr>
+      <w:tr>
+        <w:tc>
+          <w:tcPr>
+            <w:tcW w:type="dxa" w:w="1134"/>
+          </w:tcPr>
+          <w:p>
+            <w:r/>
+            <w:r>
+              <w:rPr>
+                <w:sz w:val="20"/>
+              </w:rPr>
+              <w:t>2026-05</w:t>
+            </w:r>
+          </w:p>
+        </w:tc>
+        <w:tc>
+          <w:tcPr>
+            <w:tcW w:type="dxa" w:w="3118"/>
+          </w:tcPr>
+          <w:p>
+            <w:r/>
+            <w:r>
+              <w:rPr>
+                <w:sz w:val="20"/>
+              </w:rPr>
+              <w:t>Go silent on the referral programme on the public website</w:t>
+            </w:r>
+          </w:p>
+        </w:tc>
+        <w:tc>
+          <w:tcPr>
+            <w:tcW w:type="dxa" w:w="5102"/>
+          </w:tcPr>
+          <w:p>
+            <w:r/>
+            <w:r>
+              <w:rPr>
+                <w:sz w:val="20"/>
+              </w:rPr>
+              <w:t>The previous “one-time, capped community credit” framing was still a public claim about a referral compensation model. Any public claim invites consistency-checks against the actual operational model. The public site is now silent in both directions: it does not advertise a referral programme, and it does not deny one. The “Community Growth Programme” section is replaced with a neutral “Member Privileges” block; the referrer field is removed from the access form; the MLM-specific wording is removed from the form acknowledgements and the Compliance Notice section about referrals is deleted. Whatever the operational referral model is, it is governed by the member terms and operated outside the public site.</w:t>
+            </w:r>
+          </w:p>
+        </w:tc>
+      </w:tr>
     </w:tbl>
     <w:sectPr>
       <w:pgSz w:w="12240" w:h="15840"/>
